--- a/assets/MBA学位论文模板格式（23E自制）.docx
+++ b/assets/MBA学位论文模板格式（23E自制）.docx
@@ -16267,18 +16267,14 @@
     <w:qFormat/>
     <w:uiPriority w:val="0"/>
     <w:pPr>
-      <w:numPr>
-        <w:ilvl w:val="0"/>
-        <w:numId w:val="2"/>
-      </w:numPr>
-      <w:spacing w:line="400" w:lineRule="auto"/>
-      <w:ind w:left="400" w:hanging="400" w:hangingChars="200"/>
+      <w:spacing w:line="400" w:lineRule="atLeast"/>
+      <w:ind w:left="0" w:firstLine="0"/>
     </w:pPr>
     <w:rPr>
-      <w:rFonts w:ascii="Arial" w:hAnsi="Arial" w:cs="Arial"/>
+      <w:rFonts w:cs="Times New Roman"/>
       <w:color w:val="222222"/>
-      <w:sz w:val="20"/>
-      <w:szCs w:val="20"/>
+      <w:sz w:val="24"/>
+      <w:szCs w:val="24"/>
       <w:shd w:val="clear" w:color="auto" w:fill="FFFFFF"/>
       <w:lang w:eastAsia="zh-CN"/>
     </w:rPr>
@@ -16337,12 +16333,12 @@
     <w:link w:val="79"/>
     <w:uiPriority w:val="0"/>
     <w:rPr>
-      <w:rFonts w:ascii="Arial" w:hAnsi="Arial" w:eastAsia="宋体" w:cs="Arial"/>
+      <w:rFonts w:ascii="Times New Roman" w:eastAsia="宋体" w:hAnsi="Times New Roman" w:cs="Times New Roman"/>
       <w:b w:val="0"/>
       <w:bCs w:val="0"/>
       <w:color w:val="222222"/>
-      <w:sz w:val="20"/>
-      <w:szCs w:val="20"/>
+      <w:sz w:val="24"/>
+      <w:szCs w:val="24"/>
       <w:lang w:val="zh-CN" w:eastAsia="zh-CN" w:bidi="zh-CN"/>
     </w:rPr>
   </w:style>

--- a/assets/MBA学位论文模板格式（23E自制）.docx
+++ b/assets/MBA学位论文模板格式（23E自制）.docx
@@ -16267,8 +16267,12 @@
     <w:qFormat/>
     <w:uiPriority w:val="0"/>
     <w:pPr>
+      <w:numPr>
+        <w:ilvl w:val="0"/>
+        <w:numId w:val="2"/>
+      </w:numPr>
       <w:spacing w:line="400" w:lineRule="atLeast"/>
-      <w:ind w:left="0" w:firstLine="0"/>
+      <w:ind w:left="704" w:hanging="420"/>
     </w:pPr>
     <w:rPr>
       <w:rFonts w:cs="Times New Roman"/>
